--- a/public/uploads/swakelola/sppg/D. 1. Laporan Catatan Pengawasan Tim Pengawas Swakelola SPPG.docx
+++ b/public/uploads/swakelola/sppg/D. 1. Laporan Catatan Pengawasan Tim Pengawas Swakelola SPPG.docx
@@ -4,42 +4,47 @@
   <w:body>
     <w:p>
       <w:pPr>
-        <w:spacing w:before="0" w:after="40"/>
+        <w:spacing w:before="0" w:after="200" w:line="240" w:lineRule="auto"/>
         <w:jc w:val="center"/>
       </w:pPr>
       <w:r>
-        <w:rPr>
-          <w:rFonts w:ascii="Arial" w:hAnsi="Arial"/>
-          <w:b/>
-          <w:sz w:val="22"/>
-        </w:rPr>
-        <w:t>KEMENTERIAN PEKERJAAN UMUM</w:t>
-        <w:br/>
-        <w:t>DIREKTORAT JENDERAL PRASARANA STRATEGIS</w:t>
-        <w:br/>
-        <w:t>SATUAN KERJA PELAKSANAAN PRASARANA STRATEGIS RIAU</w:t>
-        <w:br/>
+        <w:drawing>
+          <wp:inline xmlns:a="http://schemas.openxmlformats.org/drawingml/2006/main" xmlns:pic="http://schemas.openxmlformats.org/drawingml/2006/picture">
+            <wp:extent cx="5940000" cy="876504"/>
+            <wp:docPr id="1" name="Picture 1"/>
+            <wp:cNvGraphicFramePr>
+              <a:graphicFrameLocks noChangeAspect="1"/>
+            </wp:cNvGraphicFramePr>
+            <a:graphic>
+              <a:graphicData uri="http://schemas.openxmlformats.org/drawingml/2006/picture">
+                <pic:pic>
+                  <pic:nvPicPr>
+                    <pic:cNvPr id="0" name="1775466518_6770018a33b3f91eebd0.png"/>
+                    <pic:cNvPicPr/>
+                  </pic:nvPicPr>
+                  <pic:blipFill>
+                    <a:blip r:embed="rId9"/>
+                    <a:stretch>
+                      <a:fillRect/>
+                    </a:stretch>
+                  </pic:blipFill>
+                  <pic:spPr>
+                    <a:xfrm>
+                      <a:off x="0" y="0"/>
+                      <a:ext cx="5940000" cy="876504"/>
+                    </a:xfrm>
+                    <a:prstGeom prst="rect"/>
+                  </pic:spPr>
+                </pic:pic>
+              </a:graphicData>
+            </a:graphic>
+          </wp:inline>
+        </w:drawing>
       </w:r>
     </w:p>
     <w:p>
       <w:pPr>
-        <w:spacing w:before="0" w:after="160"/>
-        <w:jc w:val="center"/>
-      </w:pPr>
-      <w:r>
-        <w:rPr>
-          <w:rFonts w:ascii="Arial" w:hAnsi="Arial"/>
-          <w:color w:val="787878"/>
-          <w:sz w:val="17"/>
-        </w:rPr>
-        <w:t>Jalan Bakti, Ruko Komplek Mutiara Asri Garden, Sidomulyo Timur, Marpoyan Damai, Pekanbaru</w:t>
-        <w:br/>
-        <w:t>—————————————————————————————————————————————————————————————————</w:t>
-      </w:r>
-    </w:p>
-    <w:p>
-      <w:pPr>
-        <w:spacing w:before="160" w:after="200"/>
+        <w:spacing w:before="40" w:after="40" w:line="276" w:lineRule="auto"/>
         <w:jc w:val="center"/>
       </w:pPr>
       <w:r>
@@ -49,121 +54,130 @@
           <w:sz w:val="23"/>
         </w:rPr>
         <w:t>LAPORAN HASIL PENGAWASAN SWAKELOLA TIPE I</w:t>
-        <w:br/>
       </w:r>
+    </w:p>
+    <w:p>
+      <w:pPr>
+        <w:spacing w:before="0" w:after="40" w:line="276" w:lineRule="auto"/>
+        <w:jc w:val="center"/>
+      </w:pPr>
       <w:r>
         <w:rPr>
           <w:rFonts w:ascii="Arial" w:hAnsi="Arial"/>
           <w:b/>
-          <w:sz w:val="23"/>
+          <w:sz w:val="22"/>
         </w:rPr>
         <w:t>ADMINISTRASI KEGIATAN PEMBANGUNAN GEDUNG SPPG PROVINSI RIAU</w:t>
-        <w:br/>
       </w:r>
+    </w:p>
+    <w:p>
+      <w:pPr>
+        <w:spacing w:before="40" w:after="200" w:line="276" w:lineRule="auto"/>
+        <w:jc w:val="center"/>
+      </w:pPr>
       <w:r>
         <w:rPr>
           <w:rFonts w:ascii="Arial" w:hAnsi="Arial"/>
           <w:b/>
-          <w:sz w:val="23"/>
+          <w:sz w:val="21"/>
         </w:rPr>
         <w:t>NOMOR : 03/LAP-WAS/SWK-SPPG/2025</w:t>
       </w:r>
     </w:p>
     <w:p>
+      <w:pPr>
+        <w:spacing w:before="0" w:after="120" w:line="300" w:lineRule="auto"/>
+        <w:jc w:val="both"/>
+      </w:pPr>
       <w:r>
         <w:rPr>
           <w:rFonts w:ascii="Arial" w:hAnsi="Arial"/>
-          <w:sz w:val="19"/>
+          <w:b w:val="0"/>
+          <w:sz w:val="21"/>
         </w:rPr>
-        <w:t>Berdasarkan Surat Keputusan KPA Satker Pelaksanaan Prasarana Strategis Riau Nomor: 28/KPTS/SATKER-PPS.RIAU/2025 tentang Penetapan Penyelenggara Swakelola, Tim Pengawas telah melaksanakan pengawasan berkala dan pengujian administrasi atas pelaksanaan kegiatan Swakelola Tipe I Administrasi Kegiatan Pembangunan Gedung SPPG Provinsi Riau TA 2025.</w:t>
-        <w:br/>
-        <w:br/>
-        <w:t>I. RUANG LINGKUP PENGAWASAN</w:t>
-        <w:br/>
-        <w:t>1. Pengawasan kemajuan fisik pekerjaan administrasi dan lapangan terhadap jadwal rencana kerja.</w:t>
-        <w:br/>
-        <w:t>2. Pengawasan kepatuhan pengadaan barang persediaan ATK dan supplies komputer terhadap spesifikasi teknis dan standar harga yang berlaku.</w:t>
-        <w:br/>
-        <w:t>3. Pengawasan dan verifikasi akuntabilitas belanja perjalanan dinas biasa dan dalam kota (surat tugas, kuitansi, riil expense, boarding pass, dan dokumentasi lapangan).</w:t>
-        <w:br/>
-        <w:t>4. Pengawasan pemotongan dan penyetoran kewajiban perpajakan negara (PPN dan PPh).</w:t>
-        <w:br/>
-        <w:br/>
-        <w:t>II. HASIL TEMUAN PENGAWASAN</w:t>
-        <w:br/>
-        <w:t>1. Kepatuhan Jadwal: Seluruh kegiatan terlaksana dalam kurun waktu September s/d Desember 2025 tanpa ada keterlambatan output.</w:t>
-        <w:br/>
-        <w:t>2. Kesesuaian Fisik &amp; Administrasi: Bahan ATK dan suplies komputer telah diterima dalam keadaan baik dan telah digunakan untuk menyusun berkas administrasi tender dan laporan teknis SPPG.</w:t>
-        <w:br/>
-        <w:t>3. Realisasi Keuangan: Realisasi anggaran belanja yang sah adalah sebesar Rp 141.159.100,- dari total pagu Rp 413.000.000,-. Sisa anggaran sebesar Rp 271.840.900,- merupakan efisiensi belanja yang tidak direalisasikan dan tetap berada di kas negara.</w:t>
-        <w:br/>
-        <w:br/>
-        <w:t>III. REKOMENDASI TIM PENGAWAS</w:t>
-        <w:br/>
-        <w:t>Tim Pengawas menyatakan bahwa pelaksanaan kegiatan telah memenuhi ketentuan perundang-undangan dan layak untuk diproses Serah Terima Hasil Pekerjaan (BAST) kepada Pejabat Pembuat Komitmen (PPK).</w:t>
+        <w:t>Berdasarkan Keputusan Kuasa Pengguna Anggaran Satuan Kerja Pelaksanaan Prasarana Strategis Riau Nomor: 28/KPTS/SATKER-PPS.RIAU/2025 tanggal 23 September 2025 tentang Penetapan Tim Penyelenggara Swakelola, Tim Pengawas telah melaksanakan pengawasan berkala secara menyeluruh terhadap aspek administrasi, teknis, dan keuangan atas pelaksanaan kegiatan Swakelola Tipe I Administrasi Kegiatan Pembangunan Gedung SPPG Provinsi Riau Tahun Anggaran 2025.</w:t>
       </w:r>
     </w:p>
     <w:p>
       <w:pPr>
-        <w:spacing w:before="280" w:after="80"/>
-        <w:jc w:val="right"/>
+        <w:keepNext/>
+        <w:spacing w:before="160" w:after="80"/>
+        <w:jc w:val="left"/>
       </w:pPr>
       <w:r>
         <w:rPr>
           <w:rFonts w:ascii="Arial" w:hAnsi="Arial"/>
-          <w:sz w:val="20"/>
+          <w:b/>
+          <w:sz w:val="21"/>
         </w:rPr>
-        <w:t>Pekanbaru, 19 Desember 2025</w:t>
+        <w:t>I. RUANG LINGKUP PENGAWASAN</w:t>
       </w:r>
     </w:p>
     <w:tbl>
       <w:tblPr>
         <w:tblW w:type="auto" w:w="0"/>
         <w:jc w:val="center"/>
+        <w:tblLayout w:type="fixed"/>
         <w:tblLook w:firstColumn="1" w:firstRow="1" w:lastColumn="0" w:lastRow="0" w:noHBand="0" w:noVBand="1" w:val="04A0"/>
+        <w:tblBorders>
+          <w:top w:val="none" w:sz="0" w:space="0" w:color="auto"/>
+          <w:left w:val="none" w:sz="0" w:space="0" w:color="auto"/>
+          <w:bottom w:val="none" w:sz="0" w:space="0" w:color="auto"/>
+          <w:right w:val="none" w:sz="0" w:space="0" w:color="auto"/>
+          <w:insideH w:val="none" w:sz="0" w:space="0" w:color="auto"/>
+          <w:insideV w:val="none" w:sz="0" w:space="0" w:color="auto"/>
+        </w:tblBorders>
       </w:tblPr>
       <w:tblGrid>
-        <w:gridCol w:w="4608"/>
-        <w:gridCol w:w="4608"/>
+        <w:gridCol w:w="4677"/>
+        <w:gridCol w:w="4677"/>
       </w:tblGrid>
       <w:tr>
         <w:tc>
           <w:tcPr>
-            <w:tcW w:type="dxa" w:w="4320"/>
+            <w:tcW w:type="dxa" w:w="425"/>
+            <w:tcMar>
+              <w:top w:w="40" w:type="dxa"/>
+              <w:bottom w:w="40" w:type="dxa"/>
+              <w:left w:w="20" w:type="dxa"/>
+              <w:right w:w="40" w:type="dxa"/>
+            </w:tcMar>
           </w:tcPr>
           <w:p>
             <w:pPr>
-              <w:jc w:val="center"/>
+              <w:spacing w:before="0" w:after="40" w:line="288" w:lineRule="auto"/>
+              <w:jc w:val="left"/>
             </w:pPr>
             <w:r>
               <w:rPr>
                 <w:rFonts w:ascii="Arial" w:hAnsi="Arial"/>
-                <w:b/>
-                <w:sz w:val="20"/>
+                <w:sz w:val="21"/>
               </w:rPr>
-              <w:t>Anggota Tim Pengawas</w:t>
-              <w:br/>
-              <w:t>(Bendahara Pengeluaran)</w:t>
+              <w:t>1.</w:t>
             </w:r>
           </w:p>
         </w:tc>
         <w:tc>
           <w:tcPr>
-            <w:tcW w:type="dxa" w:w="4320"/>
+            <w:tcW w:type="dxa" w:w="8929"/>
+            <w:tcMar>
+              <w:top w:w="40" w:type="dxa"/>
+              <w:bottom w:w="40" w:type="dxa"/>
+              <w:left w:w="20" w:type="dxa"/>
+              <w:right w:w="20" w:type="dxa"/>
+            </w:tcMar>
           </w:tcPr>
           <w:p>
             <w:pPr>
-              <w:jc w:val="center"/>
+              <w:spacing w:before="0" w:after="40" w:line="288" w:lineRule="auto"/>
+              <w:jc w:val="both"/>
             </w:pPr>
             <w:r>
               <w:rPr>
                 <w:rFonts w:ascii="Arial" w:hAnsi="Arial"/>
-                <w:b/>
-                <w:sz w:val="20"/>
+                <w:sz w:val="21"/>
               </w:rPr>
-              <w:t>Ketua Tim Pengawas</w:t>
-              <w:br/>
-              <w:t>(Pejabat Penandatangan SPM)</w:t>
+              <w:t>Pengawasan ketertiban administrasi penyelenggaraan Swakelola mulai dari tahap persiapan, penugasan tim, hingga pelaporan berkala.</w:t>
             </w:r>
           </w:p>
         </w:tc>
@@ -171,48 +185,853 @@
       <w:tr>
         <w:tc>
           <w:tcPr>
-            <w:tcW w:type="dxa" w:w="4320"/>
+            <w:tcW w:type="dxa" w:w="425"/>
+            <w:tcMar>
+              <w:top w:w="40" w:type="dxa"/>
+              <w:bottom w:w="40" w:type="dxa"/>
+              <w:left w:w="20" w:type="dxa"/>
+              <w:right w:w="40" w:type="dxa"/>
+            </w:tcMar>
           </w:tcPr>
           <w:p>
             <w:pPr>
+              <w:spacing w:before="0" w:after="40" w:line="288" w:lineRule="auto"/>
+              <w:jc w:val="left"/>
+            </w:pPr>
+            <w:r>
+              <w:rPr>
+                <w:rFonts w:ascii="Arial" w:hAnsi="Arial"/>
+                <w:sz w:val="21"/>
+              </w:rPr>
+              <w:t>2.</w:t>
+            </w:r>
+          </w:p>
+        </w:tc>
+        <w:tc>
+          <w:tcPr>
+            <w:tcW w:type="dxa" w:w="8929"/>
+            <w:tcMar>
+              <w:top w:w="40" w:type="dxa"/>
+              <w:bottom w:w="40" w:type="dxa"/>
+              <w:left w:w="20" w:type="dxa"/>
+              <w:right w:w="20" w:type="dxa"/>
+            </w:tcMar>
+          </w:tcPr>
+          <w:p>
+            <w:pPr>
+              <w:spacing w:before="0" w:after="40" w:line="288" w:lineRule="auto"/>
+              <w:jc w:val="both"/>
+            </w:pPr>
+            <w:r>
+              <w:rPr>
+                <w:rFonts w:ascii="Arial" w:hAnsi="Arial"/>
+                <w:sz w:val="21"/>
+              </w:rPr>
+              <w:t>Pengawasan kepatuhan pengadaan bahan operasional habis pakai (ATK dan computer supplies) terhadap spesifikasi teknis, volume kebutuhan, dan kewajaran harga satuan.</w:t>
+            </w:r>
+          </w:p>
+        </w:tc>
+      </w:tr>
+      <w:tr>
+        <w:tc>
+          <w:tcPr>
+            <w:tcW w:type="dxa" w:w="425"/>
+            <w:tcMar>
+              <w:top w:w="40" w:type="dxa"/>
+              <w:bottom w:w="40" w:type="dxa"/>
+              <w:left w:w="20" w:type="dxa"/>
+              <w:right w:w="40" w:type="dxa"/>
+            </w:tcMar>
+          </w:tcPr>
+          <w:p>
+            <w:pPr>
+              <w:spacing w:before="0" w:after="40" w:line="288" w:lineRule="auto"/>
+              <w:jc w:val="left"/>
+            </w:pPr>
+            <w:r>
+              <w:rPr>
+                <w:rFonts w:ascii="Arial" w:hAnsi="Arial"/>
+                <w:sz w:val="21"/>
+              </w:rPr>
+              <w:t>3.</w:t>
+            </w:r>
+          </w:p>
+        </w:tc>
+        <w:tc>
+          <w:tcPr>
+            <w:tcW w:type="dxa" w:w="8929"/>
+            <w:tcMar>
+              <w:top w:w="40" w:type="dxa"/>
+              <w:bottom w:w="40" w:type="dxa"/>
+              <w:left w:w="20" w:type="dxa"/>
+              <w:right w:w="20" w:type="dxa"/>
+            </w:tcMar>
+          </w:tcPr>
+          <w:p>
+            <w:pPr>
+              <w:spacing w:before="0" w:after="40" w:line="288" w:lineRule="auto"/>
+              <w:jc w:val="both"/>
+            </w:pPr>
+            <w:r>
+              <w:rPr>
+                <w:rFonts w:ascii="Arial" w:hAnsi="Arial"/>
+                <w:sz w:val="21"/>
+              </w:rPr>
+              <w:t>Pengawasan dan verifikasi akuntabilitas pelaksanaan perjalanan dinas luar kota dan dalam kota meliputi kelengkapan Surat Tugas, SPPD, kuitansi, bukti pengeluaran riil, tiket/boarding pass, serta laporan dan dokumentasi lapangan.</w:t>
+            </w:r>
+          </w:p>
+        </w:tc>
+      </w:tr>
+      <w:tr>
+        <w:tc>
+          <w:tcPr>
+            <w:tcW w:type="dxa" w:w="425"/>
+            <w:tcMar>
+              <w:top w:w="40" w:type="dxa"/>
+              <w:bottom w:w="40" w:type="dxa"/>
+              <w:left w:w="20" w:type="dxa"/>
+              <w:right w:w="40" w:type="dxa"/>
+            </w:tcMar>
+          </w:tcPr>
+          <w:p>
+            <w:pPr>
+              <w:spacing w:before="0" w:after="40" w:line="288" w:lineRule="auto"/>
+              <w:jc w:val="left"/>
+            </w:pPr>
+            <w:r>
+              <w:rPr>
+                <w:rFonts w:ascii="Arial" w:hAnsi="Arial"/>
+                <w:sz w:val="21"/>
+              </w:rPr>
+              <w:t>4.</w:t>
+            </w:r>
+          </w:p>
+        </w:tc>
+        <w:tc>
+          <w:tcPr>
+            <w:tcW w:type="dxa" w:w="8929"/>
+            <w:tcMar>
+              <w:top w:w="40" w:type="dxa"/>
+              <w:bottom w:w="40" w:type="dxa"/>
+              <w:left w:w="20" w:type="dxa"/>
+              <w:right w:w="20" w:type="dxa"/>
+            </w:tcMar>
+          </w:tcPr>
+          <w:p>
+            <w:pPr>
+              <w:spacing w:before="0" w:after="40" w:line="288" w:lineRule="auto"/>
+              <w:jc w:val="both"/>
+            </w:pPr>
+            <w:r>
+              <w:rPr>
+                <w:rFonts w:ascii="Arial" w:hAnsi="Arial"/>
+                <w:sz w:val="21"/>
+              </w:rPr>
+              <w:t>Pengawasan kepatuhan pemotongan dan penyetoran kewajiban perpajakan negara (PPN dan PPh Pasal 22) ke Kas Negara.</w:t>
+            </w:r>
+          </w:p>
+        </w:tc>
+      </w:tr>
+    </w:tbl>
+    <w:p>
+      <w:pPr>
+        <w:spacing w:before="0" w:after="80"/>
+      </w:pPr>
+    </w:p>
+    <w:p>
+      <w:pPr>
+        <w:keepNext/>
+        <w:spacing w:before="160" w:after="80"/>
+        <w:jc w:val="left"/>
+      </w:pPr>
+      <w:r>
+        <w:rPr>
+          <w:rFonts w:ascii="Arial" w:hAnsi="Arial"/>
+          <w:b/>
+          <w:sz w:val="21"/>
+        </w:rPr>
+        <w:t>II. HASIL TEMUAN DAN CATATAN PENGAWASAN</w:t>
+      </w:r>
+    </w:p>
+    <w:tbl>
+      <w:tblPr>
+        <w:tblW w:type="auto" w:w="0"/>
+        <w:jc w:val="center"/>
+        <w:tblLayout w:type="fixed"/>
+        <w:tblLook w:firstColumn="1" w:firstRow="1" w:lastColumn="0" w:lastRow="0" w:noHBand="0" w:noVBand="1" w:val="04A0"/>
+        <w:tblBorders>
+          <w:top w:val="single" w:sz="4" w:space="0" w:color="444444"/>
+          <w:left w:val="single" w:sz="4" w:space="0" w:color="444444"/>
+          <w:bottom w:val="single" w:sz="4" w:space="0" w:color="444444"/>
+          <w:right w:val="single" w:sz="4" w:space="0" w:color="444444"/>
+          <w:insideH w:val="single" w:sz="4" w:space="0" w:color="444444"/>
+          <w:insideV w:val="single" w:sz="4" w:space="0" w:color="444444"/>
+        </w:tblBorders>
+      </w:tblPr>
+      <w:tblGrid>
+        <w:gridCol w:w="2338"/>
+        <w:gridCol w:w="2338"/>
+        <w:gridCol w:w="2338"/>
+        <w:gridCol w:w="2338"/>
+      </w:tblGrid>
+      <w:tr>
+        <w:trPr>
+          <w:tblHeader/>
+          <w:cantSplit/>
+        </w:trPr>
+        <w:tc>
+          <w:tcPr>
+            <w:tcW w:type="dxa" w:w="510"/>
+            <w:vAlign w:val="center"/>
+            <w:shd w:fill="D9E2F3"/>
+            <w:tcMar>
+              <w:top w:w="90" w:type="dxa"/>
+              <w:bottom w:w="90" w:type="dxa"/>
+              <w:left w:w="110" w:type="dxa"/>
+              <w:right w:w="110" w:type="dxa"/>
+            </w:tcMar>
+          </w:tcPr>
+          <w:p>
+            <w:pPr>
+              <w:spacing w:before="0" w:after="0" w:line="276" w:lineRule="auto"/>
               <w:jc w:val="center"/>
             </w:pPr>
             <w:r>
               <w:rPr>
                 <w:rFonts w:ascii="Arial" w:hAnsi="Arial"/>
                 <w:b/>
-                <w:sz w:val="20"/>
+                <w:sz w:val="19"/>
               </w:rPr>
-              <w:br/>
-              <w:br/>
-              <w:br/>
-              <w:br/>
-              <w:t>Kh. Sri Handayani, S.Si., M.T.</w:t>
-              <w:br/>
-              <w:t>NIP. 19820402 201412 2 002</w:t>
+              <w:t>No.</w:t>
             </w:r>
           </w:p>
         </w:tc>
         <w:tc>
           <w:tcPr>
-            <w:tcW w:type="dxa" w:w="4320"/>
+            <w:tcW w:type="dxa" w:w="2154"/>
+            <w:vAlign w:val="center"/>
+            <w:shd w:fill="D9E2F3"/>
+            <w:tcMar>
+              <w:top w:w="90" w:type="dxa"/>
+              <w:bottom w:w="90" w:type="dxa"/>
+              <w:left w:w="110" w:type="dxa"/>
+              <w:right w:w="110" w:type="dxa"/>
+            </w:tcMar>
           </w:tcPr>
           <w:p>
             <w:pPr>
+              <w:spacing w:before="0" w:after="0" w:line="276" w:lineRule="auto"/>
               <w:jc w:val="center"/>
             </w:pPr>
             <w:r>
               <w:rPr>
                 <w:rFonts w:ascii="Arial" w:hAnsi="Arial"/>
                 <w:b/>
-                <w:sz w:val="20"/>
+                <w:sz w:val="19"/>
               </w:rPr>
+              <w:t>Aspek yang Diawasi</w:t>
+            </w:r>
+          </w:p>
+        </w:tc>
+        <w:tc>
+          <w:tcPr>
+            <w:tcW w:type="dxa" w:w="4876"/>
+            <w:vAlign w:val="center"/>
+            <w:shd w:fill="D9E2F3"/>
+            <w:tcMar>
+              <w:top w:w="90" w:type="dxa"/>
+              <w:bottom w:w="90" w:type="dxa"/>
+              <w:left w:w="110" w:type="dxa"/>
+              <w:right w:w="110" w:type="dxa"/>
+            </w:tcMar>
+          </w:tcPr>
+          <w:p>
+            <w:pPr>
+              <w:spacing w:before="0" w:after="0" w:line="276" w:lineRule="auto"/>
+              <w:jc w:val="center"/>
+            </w:pPr>
+            <w:r>
+              <w:rPr>
+                <w:rFonts w:ascii="Arial" w:hAnsi="Arial"/>
+                <w:b/>
+                <w:sz w:val="19"/>
+              </w:rPr>
+              <w:t>Hasil Pengawasan &amp; Verifikasi</w:t>
+            </w:r>
+          </w:p>
+        </w:tc>
+        <w:tc>
+          <w:tcPr>
+            <w:tcW w:type="dxa" w:w="1814"/>
+            <w:vAlign w:val="center"/>
+            <w:shd w:fill="D9E2F3"/>
+            <w:tcMar>
+              <w:top w:w="90" w:type="dxa"/>
+              <w:bottom w:w="90" w:type="dxa"/>
+              <w:left w:w="110" w:type="dxa"/>
+              <w:right w:w="110" w:type="dxa"/>
+            </w:tcMar>
+          </w:tcPr>
+          <w:p>
+            <w:pPr>
+              <w:spacing w:before="0" w:after="0" w:line="276" w:lineRule="auto"/>
+              <w:jc w:val="center"/>
+            </w:pPr>
+            <w:r>
+              <w:rPr>
+                <w:rFonts w:ascii="Arial" w:hAnsi="Arial"/>
+                <w:b/>
+                <w:sz w:val="19"/>
+              </w:rPr>
+              <w:t>Status Kepatuhan</w:t>
+            </w:r>
+          </w:p>
+        </w:tc>
+      </w:tr>
+      <w:tr>
+        <w:trPr>
+          <w:cantSplit/>
+        </w:trPr>
+        <w:tc>
+          <w:tcPr>
+            <w:tcW w:type="dxa" w:w="510"/>
+            <w:vAlign w:val="center"/>
+            <w:tcMar>
+              <w:top w:w="75" w:type="dxa"/>
+              <w:bottom w:w="75" w:type="dxa"/>
+              <w:left w:w="110" w:type="dxa"/>
+              <w:right w:w="110" w:type="dxa"/>
+            </w:tcMar>
+          </w:tcPr>
+          <w:p>
+            <w:pPr>
+              <w:spacing w:before="0" w:after="0" w:line="276" w:lineRule="auto"/>
+              <w:jc w:val="center"/>
+            </w:pPr>
+            <w:r>
+              <w:rPr>
+                <w:rFonts w:ascii="Arial" w:hAnsi="Arial"/>
+                <w:b w:val="0"/>
+                <w:sz w:val="19"/>
+              </w:rPr>
+              <w:t>1</w:t>
+            </w:r>
+          </w:p>
+        </w:tc>
+        <w:tc>
+          <w:tcPr>
+            <w:tcW w:type="dxa" w:w="2154"/>
+            <w:vAlign w:val="center"/>
+            <w:tcMar>
+              <w:top w:w="75" w:type="dxa"/>
+              <w:bottom w:w="75" w:type="dxa"/>
+              <w:left w:w="110" w:type="dxa"/>
+              <w:right w:w="110" w:type="dxa"/>
+            </w:tcMar>
+          </w:tcPr>
+          <w:p>
+            <w:pPr>
+              <w:spacing w:before="0" w:after="0" w:line="276" w:lineRule="auto"/>
+              <w:jc w:val="left"/>
+            </w:pPr>
+            <w:r>
+              <w:rPr>
+                <w:rFonts w:ascii="Arial" w:hAnsi="Arial"/>
+                <w:b w:val="0"/>
+                <w:sz w:val="19"/>
+              </w:rPr>
+              <w:t>Kepatuhan Jadwal Pelaksanaan</w:t>
+            </w:r>
+          </w:p>
+        </w:tc>
+        <w:tc>
+          <w:tcPr>
+            <w:tcW w:type="dxa" w:w="4876"/>
+            <w:vAlign w:val="center"/>
+            <w:tcMar>
+              <w:top w:w="75" w:type="dxa"/>
+              <w:bottom w:w="75" w:type="dxa"/>
+              <w:left w:w="110" w:type="dxa"/>
+              <w:right w:w="110" w:type="dxa"/>
+            </w:tcMar>
+          </w:tcPr>
+          <w:p>
+            <w:pPr>
+              <w:spacing w:before="0" w:after="0" w:line="276" w:lineRule="auto"/>
+              <w:jc w:val="both"/>
+            </w:pPr>
+            <w:r>
+              <w:rPr>
+                <w:rFonts w:ascii="Arial" w:hAnsi="Arial"/>
+                <w:b w:val="0"/>
+                <w:sz w:val="19"/>
+              </w:rPr>
+              <w:t>Seluruh tahapan kegiatan dilaksanakan dalam rentang waktu September s/d Desember 2025 sesuai jadwal yang ditetapkan tanpa keterlambatan.</w:t>
+            </w:r>
+          </w:p>
+        </w:tc>
+        <w:tc>
+          <w:tcPr>
+            <w:tcW w:type="dxa" w:w="1814"/>
+            <w:vAlign w:val="center"/>
+            <w:tcMar>
+              <w:top w:w="75" w:type="dxa"/>
+              <w:bottom w:w="75" w:type="dxa"/>
+              <w:left w:w="110" w:type="dxa"/>
+              <w:right w:w="110" w:type="dxa"/>
+            </w:tcMar>
+          </w:tcPr>
+          <w:p>
+            <w:pPr>
+              <w:spacing w:before="0" w:after="0" w:line="276" w:lineRule="auto"/>
+              <w:jc w:val="center"/>
+            </w:pPr>
+            <w:r>
+              <w:rPr>
+                <w:rFonts w:ascii="Arial" w:hAnsi="Arial"/>
+                <w:b w:val="0"/>
+                <w:sz w:val="19"/>
+              </w:rPr>
+              <w:t>Sesuai (100%)</w:t>
+            </w:r>
+          </w:p>
+        </w:tc>
+      </w:tr>
+      <w:tr>
+        <w:trPr>
+          <w:cantSplit/>
+        </w:trPr>
+        <w:tc>
+          <w:tcPr>
+            <w:tcW w:type="dxa" w:w="510"/>
+            <w:vAlign w:val="center"/>
+            <w:tcMar>
+              <w:top w:w="75" w:type="dxa"/>
+              <w:bottom w:w="75" w:type="dxa"/>
+              <w:left w:w="110" w:type="dxa"/>
+              <w:right w:w="110" w:type="dxa"/>
+            </w:tcMar>
+          </w:tcPr>
+          <w:p>
+            <w:pPr>
+              <w:spacing w:before="0" w:after="0" w:line="276" w:lineRule="auto"/>
+              <w:jc w:val="center"/>
+            </w:pPr>
+            <w:r>
+              <w:rPr>
+                <w:rFonts w:ascii="Arial" w:hAnsi="Arial"/>
+                <w:b w:val="0"/>
+                <w:sz w:val="19"/>
+              </w:rPr>
+              <w:t>2</w:t>
+            </w:r>
+          </w:p>
+        </w:tc>
+        <w:tc>
+          <w:tcPr>
+            <w:tcW w:type="dxa" w:w="2154"/>
+            <w:vAlign w:val="center"/>
+            <w:tcMar>
+              <w:top w:w="75" w:type="dxa"/>
+              <w:bottom w:w="75" w:type="dxa"/>
+              <w:left w:w="110" w:type="dxa"/>
+              <w:right w:w="110" w:type="dxa"/>
+            </w:tcMar>
+          </w:tcPr>
+          <w:p>
+            <w:pPr>
+              <w:spacing w:before="0" w:after="0" w:line="276" w:lineRule="auto"/>
+              <w:jc w:val="left"/>
+            </w:pPr>
+            <w:r>
+              <w:rPr>
+                <w:rFonts w:ascii="Arial" w:hAnsi="Arial"/>
+                <w:b w:val="0"/>
+                <w:sz w:val="19"/>
+              </w:rPr>
+              <w:t>Pengadaan Bahan Operasional (521211)</w:t>
+            </w:r>
+          </w:p>
+        </w:tc>
+        <w:tc>
+          <w:tcPr>
+            <w:tcW w:type="dxa" w:w="4876"/>
+            <w:vAlign w:val="center"/>
+            <w:tcMar>
+              <w:top w:w="75" w:type="dxa"/>
+              <w:bottom w:w="75" w:type="dxa"/>
+              <w:left w:w="110" w:type="dxa"/>
+              <w:right w:w="110" w:type="dxa"/>
+            </w:tcMar>
+          </w:tcPr>
+          <w:p>
+            <w:pPr>
+              <w:spacing w:before="0" w:after="0" w:line="276" w:lineRule="auto"/>
+              <w:jc w:val="both"/>
+            </w:pPr>
+            <w:r>
+              <w:rPr>
+                <w:rFonts w:ascii="Arial" w:hAnsi="Arial"/>
+                <w:b w:val="0"/>
+                <w:sz w:val="19"/>
+              </w:rPr>
+              <w:t>Bahan ATK (Rp 10.750.000) dan Computer Supplies (Rp 9.485.000) telah diterima lengkap dalam kondisi baik dan digunakan untuk operasional pemberkasan SPPG.</w:t>
+            </w:r>
+          </w:p>
+        </w:tc>
+        <w:tc>
+          <w:tcPr>
+            <w:tcW w:type="dxa" w:w="1814"/>
+            <w:vAlign w:val="center"/>
+            <w:tcMar>
+              <w:top w:w="75" w:type="dxa"/>
+              <w:bottom w:w="75" w:type="dxa"/>
+              <w:left w:w="110" w:type="dxa"/>
+              <w:right w:w="110" w:type="dxa"/>
+            </w:tcMar>
+          </w:tcPr>
+          <w:p>
+            <w:pPr>
+              <w:spacing w:before="0" w:after="0" w:line="276" w:lineRule="auto"/>
+              <w:jc w:val="center"/>
+            </w:pPr>
+            <w:r>
+              <w:rPr>
+                <w:rFonts w:ascii="Arial" w:hAnsi="Arial"/>
+                <w:b w:val="0"/>
+                <w:sz w:val="19"/>
+              </w:rPr>
+              <w:t>Sesuai (100%)</w:t>
+            </w:r>
+          </w:p>
+        </w:tc>
+      </w:tr>
+      <w:tr>
+        <w:trPr>
+          <w:cantSplit/>
+        </w:trPr>
+        <w:tc>
+          <w:tcPr>
+            <w:tcW w:type="dxa" w:w="510"/>
+            <w:vAlign w:val="center"/>
+            <w:tcMar>
+              <w:top w:w="75" w:type="dxa"/>
+              <w:bottom w:w="75" w:type="dxa"/>
+              <w:left w:w="110" w:type="dxa"/>
+              <w:right w:w="110" w:type="dxa"/>
+            </w:tcMar>
+          </w:tcPr>
+          <w:p>
+            <w:pPr>
+              <w:spacing w:before="0" w:after="0" w:line="276" w:lineRule="auto"/>
+              <w:jc w:val="center"/>
+            </w:pPr>
+            <w:r>
+              <w:rPr>
+                <w:rFonts w:ascii="Arial" w:hAnsi="Arial"/>
+                <w:b w:val="0"/>
+                <w:sz w:val="19"/>
+              </w:rPr>
+              <w:t>3</w:t>
+            </w:r>
+          </w:p>
+        </w:tc>
+        <w:tc>
+          <w:tcPr>
+            <w:tcW w:type="dxa" w:w="2154"/>
+            <w:vAlign w:val="center"/>
+            <w:tcMar>
+              <w:top w:w="75" w:type="dxa"/>
+              <w:bottom w:w="75" w:type="dxa"/>
+              <w:left w:w="110" w:type="dxa"/>
+              <w:right w:w="110" w:type="dxa"/>
+            </w:tcMar>
+          </w:tcPr>
+          <w:p>
+            <w:pPr>
+              <w:spacing w:before="0" w:after="0" w:line="276" w:lineRule="auto"/>
+              <w:jc w:val="left"/>
+            </w:pPr>
+            <w:r>
+              <w:rPr>
+                <w:rFonts w:ascii="Arial" w:hAnsi="Arial"/>
+                <w:b w:val="0"/>
+                <w:sz w:val="19"/>
+              </w:rPr>
+              <w:t>Pelaksanaan Perjalanan Dinas (524111 &amp; 524113)</w:t>
+            </w:r>
+          </w:p>
+        </w:tc>
+        <w:tc>
+          <w:tcPr>
+            <w:tcW w:type="dxa" w:w="4876"/>
+            <w:vAlign w:val="center"/>
+            <w:tcMar>
+              <w:top w:w="75" w:type="dxa"/>
+              <w:bottom w:w="75" w:type="dxa"/>
+              <w:left w:w="110" w:type="dxa"/>
+              <w:right w:w="110" w:type="dxa"/>
+            </w:tcMar>
+          </w:tcPr>
+          <w:p>
+            <w:pPr>
+              <w:spacing w:before="0" w:after="0" w:line="276" w:lineRule="auto"/>
+              <w:jc w:val="both"/>
+            </w:pPr>
+            <w:r>
+              <w:rPr>
+                <w:rFonts w:ascii="Arial" w:hAnsi="Arial"/>
+                <w:b w:val="0"/>
+                <w:sz w:val="19"/>
+              </w:rPr>
+              <w:t>9 (sembilan) penugasan perjalanan dinas luar kota dan dalam kota telah didukung bukti pertanggungjawaban riil (at cost) dan dokumentasi lapangan yang sah.</w:t>
+            </w:r>
+          </w:p>
+        </w:tc>
+        <w:tc>
+          <w:tcPr>
+            <w:tcW w:type="dxa" w:w="1814"/>
+            <w:vAlign w:val="center"/>
+            <w:tcMar>
+              <w:top w:w="75" w:type="dxa"/>
+              <w:bottom w:w="75" w:type="dxa"/>
+              <w:left w:w="110" w:type="dxa"/>
+              <w:right w:w="110" w:type="dxa"/>
+            </w:tcMar>
+          </w:tcPr>
+          <w:p>
+            <w:pPr>
+              <w:spacing w:before="0" w:after="0" w:line="276" w:lineRule="auto"/>
+              <w:jc w:val="center"/>
+            </w:pPr>
+            <w:r>
+              <w:rPr>
+                <w:rFonts w:ascii="Arial" w:hAnsi="Arial"/>
+                <w:b w:val="0"/>
+                <w:sz w:val="19"/>
+              </w:rPr>
+              <w:t>Sesuai (100%)</w:t>
+            </w:r>
+          </w:p>
+        </w:tc>
+      </w:tr>
+      <w:tr>
+        <w:trPr>
+          <w:cantSplit/>
+        </w:trPr>
+        <w:tc>
+          <w:tcPr>
+            <w:tcW w:type="dxa" w:w="510"/>
+            <w:vAlign w:val="center"/>
+            <w:tcMar>
+              <w:top w:w="75" w:type="dxa"/>
+              <w:bottom w:w="75" w:type="dxa"/>
+              <w:left w:w="110" w:type="dxa"/>
+              <w:right w:w="110" w:type="dxa"/>
+            </w:tcMar>
+          </w:tcPr>
+          <w:p>
+            <w:pPr>
+              <w:spacing w:before="0" w:after="0" w:line="276" w:lineRule="auto"/>
+              <w:jc w:val="center"/>
+            </w:pPr>
+            <w:r>
+              <w:rPr>
+                <w:rFonts w:ascii="Arial" w:hAnsi="Arial"/>
+                <w:b w:val="0"/>
+                <w:sz w:val="19"/>
+              </w:rPr>
+              <w:t>4</w:t>
+            </w:r>
+          </w:p>
+        </w:tc>
+        <w:tc>
+          <w:tcPr>
+            <w:tcW w:type="dxa" w:w="2154"/>
+            <w:vAlign w:val="center"/>
+            <w:tcMar>
+              <w:top w:w="75" w:type="dxa"/>
+              <w:bottom w:w="75" w:type="dxa"/>
+              <w:left w:w="110" w:type="dxa"/>
+              <w:right w:w="110" w:type="dxa"/>
+            </w:tcMar>
+          </w:tcPr>
+          <w:p>
+            <w:pPr>
+              <w:spacing w:before="0" w:after="0" w:line="276" w:lineRule="auto"/>
+              <w:jc w:val="left"/>
+            </w:pPr>
+            <w:r>
+              <w:rPr>
+                <w:rFonts w:ascii="Arial" w:hAnsi="Arial"/>
+                <w:b w:val="0"/>
+                <w:sz w:val="19"/>
+              </w:rPr>
+              <w:t>Realisasi &amp; Efisiensi Anggaran</w:t>
+            </w:r>
+          </w:p>
+        </w:tc>
+        <w:tc>
+          <w:tcPr>
+            <w:tcW w:type="dxa" w:w="4876"/>
+            <w:vAlign w:val="center"/>
+            <w:tcMar>
+              <w:top w:w="75" w:type="dxa"/>
+              <w:bottom w:w="75" w:type="dxa"/>
+              <w:left w:w="110" w:type="dxa"/>
+              <w:right w:w="110" w:type="dxa"/>
+            </w:tcMar>
+          </w:tcPr>
+          <w:p>
+            <w:pPr>
+              <w:spacing w:before="0" w:after="0" w:line="276" w:lineRule="auto"/>
+              <w:jc w:val="both"/>
+            </w:pPr>
+            <w:r>
+              <w:rPr>
+                <w:rFonts w:ascii="Arial" w:hAnsi="Arial"/>
+                <w:b w:val="0"/>
+                <w:sz w:val="19"/>
+              </w:rPr>
+              <w:t>Total realisasi anggaran sebesar Rp 141.159.100,- (34,18%) tidak melebihi pagu RAB (Rp 413.000.000,-) dan seluruh pajak telah disetor ke Kas Negara.</w:t>
+            </w:r>
+          </w:p>
+        </w:tc>
+        <w:tc>
+          <w:tcPr>
+            <w:tcW w:type="dxa" w:w="1814"/>
+            <w:vAlign w:val="center"/>
+            <w:tcMar>
+              <w:top w:w="75" w:type="dxa"/>
+              <w:bottom w:w="75" w:type="dxa"/>
+              <w:left w:w="110" w:type="dxa"/>
+              <w:right w:w="110" w:type="dxa"/>
+            </w:tcMar>
+          </w:tcPr>
+          <w:p>
+            <w:pPr>
+              <w:spacing w:before="0" w:after="0" w:line="276" w:lineRule="auto"/>
+              <w:jc w:val="center"/>
+            </w:pPr>
+            <w:r>
+              <w:rPr>
+                <w:rFonts w:ascii="Arial" w:hAnsi="Arial"/>
+                <w:b w:val="0"/>
+                <w:sz w:val="19"/>
+              </w:rPr>
+              <w:t>Sesuai / Akuntabel</w:t>
+            </w:r>
+          </w:p>
+        </w:tc>
+      </w:tr>
+    </w:tbl>
+    <w:p>
+      <w:pPr>
+        <w:spacing w:before="0" w:after="120"/>
+      </w:pPr>
+    </w:p>
+    <w:p>
+      <w:pPr>
+        <w:keepNext/>
+        <w:spacing w:before="160" w:after="80"/>
+        <w:jc w:val="left"/>
+      </w:pPr>
+      <w:r>
+        <w:rPr>
+          <w:rFonts w:ascii="Arial" w:hAnsi="Arial"/>
+          <w:b/>
+          <w:sz w:val="21"/>
+        </w:rPr>
+        <w:t>III. KESIMPULAN DAN REKOMENDASI TIM PENGAWAS</w:t>
+      </w:r>
+    </w:p>
+    <w:p>
+      <w:pPr>
+        <w:spacing w:before="0" w:after="120" w:line="300" w:lineRule="auto"/>
+        <w:jc w:val="both"/>
+      </w:pPr>
+      <w:r>
+        <w:rPr>
+          <w:rFonts w:ascii="Arial" w:hAnsi="Arial"/>
+          <w:b w:val="0"/>
+          <w:sz w:val="21"/>
+        </w:rPr>
+        <w:t>Berdasarkan hasil pengawasan dan pengujian bukti-bukti pelaksanaan, Tim Pengawas menyimpulkan bahwa penyelenggaraan Swakelola Tipe I Administrasi Kegiatan Pembangunan Gedung SPPG Provinsi Riau TA 2025 telah memenuhi ketentuan teknis, administrasi, dan keuangan sehingga layak untuk dilanjutkan ke proses pemeriksaan akhir (BAPHP) dan serah terima hasil pekerjaan (BAST) kepada PPK.</w:t>
+      </w:r>
+    </w:p>
+    <w:tbl>
+      <w:tblPr>
+        <w:tblW w:type="auto" w:w="0"/>
+        <w:jc w:val="center"/>
+        <w:tblLayout w:type="fixed"/>
+        <w:tblLook w:firstColumn="1" w:firstRow="1" w:lastColumn="0" w:lastRow="0" w:noHBand="0" w:noVBand="1" w:val="04A0"/>
+        <w:tblBorders>
+          <w:top w:val="none" w:sz="0" w:space="0" w:color="auto"/>
+          <w:left w:val="none" w:sz="0" w:space="0" w:color="auto"/>
+          <w:bottom w:val="none" w:sz="0" w:space="0" w:color="auto"/>
+          <w:right w:val="none" w:sz="0" w:space="0" w:color="auto"/>
+          <w:insideH w:val="none" w:sz="0" w:space="0" w:color="auto"/>
+          <w:insideV w:val="none" w:sz="0" w:space="0" w:color="auto"/>
+        </w:tblBorders>
+      </w:tblPr>
+      <w:tblGrid>
+        <w:gridCol w:w="4677"/>
+        <w:gridCol w:w="4677"/>
+      </w:tblGrid>
+      <w:tr>
+        <w:trPr>
+          <w:cantSplit/>
+        </w:trPr>
+        <w:tc>
+          <w:tcPr>
+            <w:tcW w:type="dxa" w:w="4819"/>
+          </w:tcPr>
+          <w:p/>
+        </w:tc>
+        <w:tc>
+          <w:tcPr>
+            <w:tcW w:type="dxa" w:w="4535"/>
+          </w:tcPr>
+          <w:p>
+            <w:pPr>
+              <w:spacing w:before="160" w:after="0" w:line="276" w:lineRule="auto"/>
+              <w:jc w:val="left"/>
+            </w:pPr>
+            <w:r>
+              <w:rPr>
+                <w:rFonts w:ascii="Arial" w:hAnsi="Arial"/>
+                <w:sz w:val="21"/>
+              </w:rPr>
+              <w:t>Pekanbaru, 19 Desember 2025</w:t>
+              <w:br/>
+            </w:r>
+            <w:r>
+              <w:rPr>
+                <w:rFonts w:ascii="Arial" w:hAnsi="Arial"/>
+                <w:b/>
+                <w:sz w:val="21"/>
+              </w:rPr>
+              <w:t>Ketua Tim Pengawas Swakelola,</w:t>
               <w:br/>
               <w:br/>
               <w:br/>
               <w:br/>
+            </w:r>
+            <w:r>
+              <w:rPr>
+                <w:rFonts w:ascii="Arial" w:hAnsi="Arial"/>
+                <w:b/>
+                <w:sz w:val="21"/>
+                <w:u w:val="single"/>
+              </w:rPr>
               <w:t>Hendra, S.T.</w:t>
               <w:br/>
+            </w:r>
+            <w:r>
+              <w:rPr>
+                <w:rFonts w:ascii="Arial" w:hAnsi="Arial"/>
+                <w:sz w:val="21"/>
+              </w:rPr>
               <w:t>NIP. 19770909 200902 1 005</w:t>
             </w:r>
           </w:p>
@@ -220,8 +1039,8 @@
       </w:tr>
     </w:tbl>
     <w:sectPr>
-      <w:pgSz w:w="12240" w:h="15840"/>
-      <w:pgMar w:top="1440" w:right="1800" w:bottom="1440" w:left="1800" w:header="720" w:footer="720" w:gutter="0"/>
+      <w:pgSz w:w="11906" w:h="16838"/>
+      <w:pgMar w:top="1020" w:right="1276" w:bottom="1134" w:left="1276" w:header="720" w:footer="720" w:gutter="0"/>
       <w:cols w:space="720"/>
       <w:docGrid w:linePitch="360"/>
     </w:sectPr>
@@ -592,6 +1411,14 @@
     <w:name w:val="Normal"/>
     <w:qFormat/>
     <w:rsid w:val="00FC693F"/>
+    <w:pPr>
+      <w:spacing w:line="288" w:lineRule="auto" w:after="80"/>
+    </w:pPr>
+    <w:rPr>
+      <w:rFonts w:ascii="Arial" w:hAnsi="Arial"/>
+      <w:color w:val="000000"/>
+      <w:sz w:val="21"/>
+    </w:rPr>
   </w:style>
   <w:style w:type="paragraph" w:styleId="Header">
     <w:name w:val="header"/>
